--- a/src/content/bios/Johnston-DJ 2013.docx
+++ b/src/content/bios/Johnston-DJ 2013.docx
@@ -1,6 +1,6 @@
 
 <file path=word/document.xml><?xml version="1.0" encoding="utf-8"?>
-<w:document xmlns:wpc="http://schemas.microsoft.com/office/word/2010/wordprocessingCanvas" xmlns:cx="http://schemas.microsoft.com/office/drawing/2014/chartex" xmlns:cx1="http://schemas.microsoft.com/office/drawing/2015/9/8/chartex" xmlns:cx2="http://schemas.microsoft.com/office/drawing/2015/10/21/chartex" xmlns:cx3="http://schemas.microsoft.com/office/drawing/2016/5/9/chartex" xmlns:cx4="http://schemas.microsoft.com/office/drawing/2016/5/10/chartex" xmlns:cx5="http://schemas.microsoft.com/office/drawing/2016/5/11/chartex" xmlns:cx6="http://schemas.microsoft.com/office/drawing/2016/5/12/chartex" xmlns:cx7="http://schemas.microsoft.com/office/drawing/2016/5/13/chartex" xmlns:cx8="http://schemas.microsoft.com/office/drawing/2016/5/14/chartex" xmlns:mc="http://schemas.openxmlformats.org/markup-compatibility/2006" xmlns:aink="http://schemas.microsoft.com/office/drawing/2016/ink" xmlns:am3d="http://schemas.microsoft.com/office/drawing/2017/model3d" xmlns:o="urn:schemas-microsoft-com:office:office" xmlns:oel="http://schemas.microsoft.com/office/2019/extlst" xmlns:r="http://schemas.openxmlformats.org/officeDocument/2006/relationships" xmlns:m="http://schemas.openxmlformats.org/officeDocument/2006/math" xmlns:v="urn:schemas-microsoft-com:vml" xmlns:wp14="http://schemas.microsoft.com/office/word/2010/wordprocessingDrawing" xmlns:wp="http://schemas.openxmlformats.org/drawingml/2006/wordprocessingDrawing" xmlns:w10="urn:schemas-microsoft-com:office:word" xmlns:w="http://schemas.openxmlformats.org/wordprocessingml/2006/main" xmlns:w14="http://schemas.microsoft.com/office/word/2010/wordml" xmlns:w15="http://schemas.microsoft.com/office/word/2012/wordml" xmlns:w16cex="http://schemas.microsoft.com/office/word/2018/wordml/cex" xmlns:w16cid="http://schemas.microsoft.com/office/word/2016/wordml/cid" xmlns:w16="http://schemas.microsoft.com/office/word/2018/wordml" xmlns:w16du="http://schemas.microsoft.com/office/word/2023/wordml/word16du" xmlns:w16sdtdh="http://schemas.microsoft.com/office/word/2020/wordml/sdtdatahash" xmlns:w16sdtfl="http://schemas.microsoft.com/office/word/2024/wordml/sdtformatlock" xmlns:w16se="http://schemas.microsoft.com/office/word/2015/wordml/symex" xmlns:wpg="http://schemas.microsoft.com/office/word/2010/wordprocessingGroup" xmlns:wpi="http://schemas.microsoft.com/office/word/2010/wordprocessingInk" xmlns:wne="http://schemas.microsoft.com/office/word/2006/wordml" xmlns:wps="http://schemas.microsoft.com/office/word/2010/wordprocessingShape" mc:Ignorable="w14 w15 w16se w16cid w16 w16cex w16sdtdh w16sdtfl w16du wp14">
+<w:document xmlns:wpc="http://schemas.microsoft.com/office/word/2010/wordprocessingCanvas" xmlns:cx="http://schemas.microsoft.com/office/drawing/2014/chartex" xmlns:cx1="http://schemas.microsoft.com/office/drawing/2015/9/8/chartex" xmlns:cx2="http://schemas.microsoft.com/office/drawing/2015/10/21/chartex" xmlns:cx3="http://schemas.microsoft.com/office/drawing/2016/5/9/chartex" xmlns:cx4="http://schemas.microsoft.com/office/drawing/2016/5/10/chartex" xmlns:cx5="http://schemas.microsoft.com/office/drawing/2016/5/11/chartex" xmlns:cx6="http://schemas.microsoft.com/office/drawing/2016/5/12/chartex" xmlns:cx7="http://schemas.microsoft.com/office/drawing/2016/5/13/chartex" xmlns:cx8="http://schemas.microsoft.com/office/drawing/2016/5/14/chartex" xmlns:mc="http://schemas.openxmlformats.org/markup-compatibility/2006" xmlns:m="http://schemas.openxmlformats.org/officeDocument/2006/math" xmlns:aink="http://schemas.microsoft.com/office/drawing/2016/ink" xmlns:am3d="http://schemas.microsoft.com/office/drawing/2017/model3d" xmlns:oel="http://schemas.microsoft.com/office/2019/extlst" xmlns:r="http://schemas.openxmlformats.org/officeDocument/2006/relationships" xmlns:wp14="http://schemas.microsoft.com/office/word/2010/wordprocessingDrawing" xmlns:wp="http://schemas.openxmlformats.org/drawingml/2006/wordprocessingDrawing" xmlns:wpg="http://schemas.microsoft.com/office/word/2010/wordprocessingGroup" xmlns:wpi="http://schemas.microsoft.com/office/word/2010/wordprocessingInk" xmlns:wps="http://schemas.microsoft.com/office/word/2010/wordprocessingShape" xmlns:o="urn:schemas-microsoft-com:office:office" xmlns:v="urn:schemas-microsoft-com:vml" xmlns:w10="urn:schemas-microsoft-com:office:word" xmlns:w="http://schemas.openxmlformats.org/wordprocessingml/2006/main" xmlns:w14="http://schemas.microsoft.com/office/word/2010/wordml" xmlns:w15="http://schemas.microsoft.com/office/word/2012/wordml" xmlns:w16cei="http://schemas.microsoft.com/office/word/2026/wordml/cei" xmlns:w16cex="http://schemas.microsoft.com/office/word/2018/wordml/cex" xmlns:w16cid="http://schemas.microsoft.com/office/word/2016/wordml/cid" xmlns:w16="http://schemas.microsoft.com/office/word/2018/wordml" xmlns:w16sdtdh="http://schemas.microsoft.com/office/word/2020/wordml/sdtdatahash" xmlns:w16sdtfl="http://schemas.microsoft.com/office/word/2024/wordml/sdtformatlock" xmlns:w16se="http://schemas.microsoft.com/office/word/2015/wordml/symex" xmlns:w16du="http://schemas.microsoft.com/office/word/2023/wordml/word16du" xmlns:wne="http://schemas.microsoft.com/office/word/2006/wordml" mc:Ignorable="w14 w15 w16se w16cid w16 w16cex w16sdtdh w16sdtfl w16du wp14">
   <w:body>
     <w:p>
       <w:pPr>
@@ -107,42 +107,43 @@
           <w:rFonts w:ascii="Times New Roman" w:hAnsi="Times New Roman"/>
           <w:lang w:val="en-GB"/>
         </w:rPr>
-        <w:t xml:space="preserve">Source: OECD, </w:t>
-      </w:r>
-      <w:r>
-        <w:rPr>
-          <w:rFonts w:ascii="Times New Roman" w:hAnsi="Times New Roman"/>
-          <w:lang w:val="en-GB"/>
-        </w:rPr>
-        <w:t>Creative Commons License</w:t>
-      </w:r>
-      <w:r>
-        <w:rPr>
-          <w:rFonts w:ascii="Times New Roman" w:hAnsi="Times New Roman"/>
-          <w:lang w:val="en-US"/>
-        </w:rPr>
-        <w:t xml:space="preserve">, </w:t>
-      </w:r>
-      <w:hyperlink r:id="rId8" w:history="1">
-        <w:r>
-          <w:rPr>
-            <w:rStyle w:val="Hyperlink"/>
-            <w:rFonts w:ascii="Times New Roman" w:hAnsi="Times New Roman"/>
-            <w:u w:val="none" w:color="0000E9"/>
-            <w:lang w:val="en-US"/>
-          </w:rPr>
-          <w:t>www.flickr.com/photos/oecd/3303512410/sizes/n/in/set-72157614248577377</w:t>
-        </w:r>
-        <w:r>
-          <w:rPr>
-            <w:rStyle w:val="Hyperlink"/>
-            <w:rFonts w:ascii="Times New Roman" w:hAnsi="Times New Roman"/>
-            <w:u w:val="none"/>
-            <w:lang w:val="en-US"/>
-          </w:rPr>
-          <w:t>/</w:t>
-        </w:r>
-      </w:hyperlink>
+        <w:t xml:space="preserve">Source: </w:t>
+      </w:r>
+      <w:r>
+        <w:rPr>
+          <w:rFonts w:ascii="Times New Roman" w:hAnsi="Times New Roman"/>
+          <w:lang w:val="en-GB"/>
+        </w:rPr>
+        <w:t xml:space="preserve">Johnston, n.d., </w:t>
+      </w:r>
+      <w:r>
+        <w:rPr>
+          <w:rFonts w:ascii="Times New Roman" w:hAnsi="Times New Roman"/>
+          <w:lang w:val="en-GB"/>
+        </w:rPr>
+        <w:t>at OECD</w:t>
+      </w:r>
+      <w:r>
+        <w:rPr>
+          <w:rFonts w:ascii="Times New Roman" w:hAnsi="Times New Roman"/>
+          <w:lang w:val="en-GB"/>
+        </w:rPr>
+        <w:t>,</w:t>
+      </w:r>
+      <w:r>
+        <w:rPr>
+          <w:rFonts w:ascii="Times New Roman" w:hAnsi="Times New Roman"/>
+          <w:lang w:val="en-GB"/>
+        </w:rPr>
+        <w:t xml:space="preserve"> </w:t>
+      </w:r>
+      <w:r>
+        <w:rPr>
+          <w:rFonts w:ascii="Times New Roman" w:hAnsi="Times New Roman"/>
+          <w:lang w:val="en-GB"/>
+        </w:rPr>
+        <w:t>Flickr</w:t>
+      </w:r>
     </w:p>
     <w:p>
       <w:pPr>
@@ -199,7 +200,7 @@
           <w:rFonts w:ascii="Times New Roman" w:hAnsi="Times New Roman"/>
           <w:lang w:val="en-GB"/>
         </w:rPr>
-        <w:t xml:space="preserve">In 1973 Johnston formed a legal partnership, Johnston, Heenan and Blaikie (now Heenan Blaikie), but then entered Parliament, winning a seat in the House of Commons in a 1978 by-election for the Montreal seat of Westmount (now Saint-Henri-Westmount) as a Liberal Party candidate. Between 1980 and 1984 he served in the Cabinet of the Liberal Party government of Pierre Trudeau as President of the Treasury Board, Minister of State for Science and Technology and Minister of State for Economic and Regional Development. Upon Trudeau’s retirement, Johnston contested the leadership but ran third in a field of seven behind John Turner and Jean Chrétien and became Minister of Justice and Attorney General in the short-lived Turner government in 1984. In opposition, Turner and Johnston split over the party’s position on the so-called Meech Lake Accord, developed to address the issue of Quebec separatism (which Turner supported and Johnston opposed), and the Canada-United States Free Trade Agreement (which Turner opposed and Johnston supported). This rift proved irreconcilable. On 18 January 1988 Johnston resigned from the Liberal Party to sit as an </w:t>
+        <w:t xml:space="preserve">In 1973 Johnston formed a legal partnership, Johnston, Heenan and Blaikie (now Heenan Blaikie), but then entered Parliament, winning a seat in the House of Commons in a 1978 by-election for the Montreal seat of Westmount (now Saint-Henri-Westmount) as a Liberal Party candidate. Between 1980 and 1984 he served in the Cabinet of the Liberal Party government of Pierre Trudeau as President of the Treasury Board, Minister of State for Science and Technology and Minister of State for Economic and Regional Development. Upon Trudeau’s retirement, Johnston contested the leadership but ran third in a field of seven behind John Turner and Jean Chrétien and became Minister of Justice and Attorney General in the short-lived Turner government in 1984. In opposition, Turner and Johnston split over the party’s position on the so-called Meech Lake Accord, developed to address the issue of Quebec separatism (which Turner supported and Johnston opposed), and the Canada-United States Free Trade Agreement (which Turner opposed and Johnston supported). This rift proved irreconcilable. On 18 January 1988 Johnston resigned from the Liberal Party to sit as an ‘independent liberal’ and then retired at the election later that year. Once Turner resigned as </w:t>
       </w:r>
       <w:r>
         <w:rPr>
@@ -207,7 +208,7 @@
           <w:lang w:val="en-GB"/>
         </w:rPr>
         <w:lastRenderedPageBreak/>
-        <w:t xml:space="preserve">‘independent liberal’ and then retired at the election later that year. Once Turner resigned as leader, he returned to the Liberal Party, serving two terms as President of the Party between 1990 and 1994, presiding over its return to government at the 1993 election. Prime Minister Chrétien was then to nominate Johnston as Canada’s candidate for the Secretary-General position at the Organisation for Economic Co-operation and Development (OECD), completing his </w:t>
+        <w:t xml:space="preserve">leader, he returned to the Liberal Party, serving two terms as President of the Party between 1990 and 1994, presiding over its return to government at the 1993 election. Prime Minister Chrétien was then to nominate Johnston as Canada’s candidate for the Secretary-General position at the Organisation for Economic Co-operation and Development (OECD), completing his </w:t>
       </w:r>
       <w:r>
         <w:rPr>
@@ -304,7 +305,7 @@
           <w:rFonts w:ascii="Times New Roman" w:hAnsi="Times New Roman"/>
           <w:lang w:val="en-GB"/>
         </w:rPr>
-        <w:t xml:space="preserve"> OECD members, while the </w:t>
+        <w:t xml:space="preserve"> OECD members, while the emergence of the North American Free Trade Agreement and then the Asia-Pacific Economic </w:t>
       </w:r>
       <w:r>
         <w:rPr>
@@ -312,7 +313,7 @@
           <w:lang w:val="en-GB"/>
         </w:rPr>
         <w:lastRenderedPageBreak/>
-        <w:t xml:space="preserve">emergence of the North American Free Trade Agreement and then the Asia-Pacific Economic Cooperation created distractions for non-European members. While the adoption by member states of that set of reforms widely known collectively as New Public Management was patchy, the ‘Anglosphere’ </w:t>
+        <w:t xml:space="preserve">Cooperation created distractions for non-European members. While the adoption by member states of that set of reforms widely known collectively as New Public Management was patchy, the ‘Anglosphere’ </w:t>
       </w:r>
       <w:proofErr w:type="gramStart"/>
       <w:r>
@@ -466,7 +467,7 @@
           <w:rFonts w:ascii="Times New Roman" w:hAnsi="Times New Roman"/>
           <w:lang w:val="en-GB"/>
         </w:rPr>
-        <w:t xml:space="preserve">By Johnston’s second term there was mounting frustration among some members with what was felt to be an inadequate pace of internal reform set by Johnston. The heads of delegations (the ambassadors) established an informal working party which produced four sets of unanimous recommendations intended to improve the framework for decision making on the Programme of Work and Budget (PWB), implement a new process for approving the PWB, introduce new systems for the evaluation of the PWB and organizational structures, and enable more effective follow up on key issues. In a very real sense Johnson faced two often conflicting </w:t>
+        <w:t xml:space="preserve">By Johnston’s second term there was mounting frustration among some members with what was felt to be an inadequate pace of internal reform set by Johnston. The heads of delegations (the ambassadors) established an informal working party which produced four sets of unanimous recommendations intended to improve the framework for decision making on the Programme of Work and Budget (PWB), implement a new process for approving the PWB, introduce new systems for the evaluation of the PWB and organizational structures, and enable more effective follow up on key issues. In a very real sense Johnson faced two often conflicting sets of pressures as regards reform: one from those wanting efficiency-related reforms, the other </w:t>
       </w:r>
       <w:r>
         <w:rPr>
@@ -474,7 +475,7 @@
           <w:lang w:val="en-GB"/>
         </w:rPr>
         <w:lastRenderedPageBreak/>
-        <w:t xml:space="preserve">sets of pressures as regards reform: one from those wanting efficiency-related reforms, the other from those members wanting the OECD to initiate new areas of work or expand some of those already established. The latter reform pressures were far more congenial to him as they represented an opportunity for positive changes, rather than the constant, somewhat negative pressure for budget cuts and ‘zero real growth’ that he faced throughout his tenure. He was, for example, working closely with the Netherlands, Australia and </w:t>
+        <w:t xml:space="preserve">from those members wanting the OECD to initiate new areas of work or expand some of those already established. The latter reform pressures were far more congenial to him as they represented an opportunity for positive changes, rather than the constant, somewhat negative pressure for budget cuts and ‘zero real growth’ that he faced throughout his tenure. He was, for example, working closely with the Netherlands, Australia and </w:t>
       </w:r>
       <w:proofErr w:type="gramStart"/>
       <w:r>
@@ -555,15 +556,7 @@
           <w:rFonts w:ascii="Times New Roman" w:hAnsi="Times New Roman"/>
           <w:lang w:val="en-GB"/>
         </w:rPr>
-        <w:t xml:space="preserve">Bourgon (2009: 6) has noted that the focus of reform under Johnston was on the organization’s internal workings. Johnston’s relationship with the more internal reform-oriented members towards the end of his second (and final) term in 2006 was somewhat strained, with several ambassadors reporting that he opposed many of their cherished reforms in what was essentially a struggle for the ‘soul’ of the OECD: was it to become an international organization where the Secretariat enjoyed greater autonomy, or was it to remain primarily an intergovernmental body? However, Johnston was appointed with a mandate for internal reform and should be given credit for commencing and substantially completing that process. He also deserves credit for driving the process that led ultimately to the agendas of ‘Enlargement’ and ‘Enhanced Engagement’ that began to bear fruit in the new millennium, as the OECD responded to the changing global realities. His time in office therefore saw substantial change in the OECD, especially as it adjusted to the tectonic shifts presented by the end of the Cold War and the emergence of Asia. He played an important hand, though by no means the sole one, in adapting the OECD to meet these shifts. His term as Secretary-General was not regarded wholly positively by those who had initially sponsored it, especially as the pace of change slackened and he came to be seen as a champion of the Secretariat rather than of reform. Nevertheless, he </w:t>
-      </w:r>
-      <w:r>
-        <w:rPr>
-          <w:rFonts w:ascii="Times New Roman" w:hAnsi="Times New Roman"/>
-          <w:lang w:val="en-GB"/>
-        </w:rPr>
-        <w:lastRenderedPageBreak/>
-        <w:t>did much to position the organization for the twenty-first century and provided a base for further reform under his successor. He was the first non-European to occupy the office.</w:t>
+        <w:t>Bourgon (2009: 6) has noted that the focus of reform under Johnston was on the organization’s internal workings. Johnston’s relationship with the more internal reform-oriented members towards the end of his second (and final) term in 2006 was somewhat strained, with several ambassadors reporting that he opposed many of their cherished reforms in what was essentially a struggle for the ‘soul’ of the OECD: was it to become an international organization where the Secretariat enjoyed greater autonomy, or was it to remain primarily an intergovernmental body? However, Johnston was appointed with a mandate for internal reform and should be given credit for commencing and substantially completing that process. He also deserves credit for driving the process that led ultimately to the agendas of ‘Enlargement’ and ‘Enhanced Engagement’ that began to bear fruit in the new millennium, as the OECD responded to the changing global realities. His time in office therefore saw substantial change in the OECD, especially as it adjusted to the tectonic shifts presented by the end of the Cold War and the emergence of Asia. He played an important hand, though by no means the sole one, in adapting the OECD to meet these shifts. His term as Secretary-General was not regarded wholly positively by those who had initially sponsored it, especially as the pace of change slackened and he came to be seen as a champion of the Secretariat rather than of reform. Nevertheless, he did much to position the organization for the twenty-first century and provided a base for further reform under his successor. He was the first non-European to occupy the office.</w:t>
       </w:r>
     </w:p>
     <w:p>
@@ -580,6 +573,7 @@
           <w:rFonts w:ascii="Times New Roman" w:hAnsi="Times New Roman"/>
           <w:lang w:val="en-GB"/>
         </w:rPr>
+        <w:lastRenderedPageBreak/>
         <w:t xml:space="preserve">After Johnston retired from office on 31 May 2006, at the age of 70, he returned to the law and received several honours. On 1 July 2008 he was appointed as an Officer of the Order of Canada, in recognition of both contributions to public service in Canada and to the OECD. The Government of Japan also awarded him the Grand Cordon of the Order of the Rising Sun in 2006, the highest decoration that can be bestowed on a non-Japanese citizen. </w:t>
       </w:r>
       <w:r>
@@ -900,7 +894,7 @@
         </w:rPr>
         <w:t xml:space="preserve">, 2003, available at </w:t>
       </w:r>
-      <w:hyperlink r:id="rId9" w:history="1">
+      <w:hyperlink r:id="rId8" w:history="1">
         <w:r>
           <w:rPr>
             <w:rStyle w:val="Hyperlink"/>
@@ -958,7 +952,7 @@
         </w:rPr>
         <w:t xml:space="preserve">, 36(4), 23 October 2003, available at </w:t>
       </w:r>
-      <w:hyperlink r:id="rId10" w:history="1">
+      <w:hyperlink r:id="rId9" w:history="1">
         <w:r>
           <w:rPr>
             <w:rStyle w:val="Hyperlink"/>
@@ -985,7 +979,7 @@
         </w:rPr>
         <w:t xml:space="preserve"> ‘Donald J. Johnston, OECD Secretary-General from June 1996 to June 2006’, available at </w:t>
       </w:r>
-      <w:hyperlink r:id="rId11" w:history="1">
+      <w:hyperlink r:id="rId10" w:history="1">
         <w:r>
           <w:rPr>
             <w:rStyle w:val="Hyperlink"/>
@@ -1006,7 +1000,7 @@
         </w:rPr>
         <w:t xml:space="preserve"> and </w:t>
       </w:r>
-      <w:hyperlink r:id="rId12" w:history="1">
+      <w:hyperlink r:id="rId11" w:history="1">
         <w:r>
           <w:rPr>
             <w:rStyle w:val="Hyperlink"/>
@@ -1124,7 +1118,7 @@
         </w:rPr>
         <w:t xml:space="preserve">, 2013, available at </w:t>
       </w:r>
-      <w:hyperlink r:id="rId13" w:history="1">
+      <w:hyperlink r:id="rId12" w:history="1">
         <w:r>
           <w:rPr>
             <w:rStyle w:val="Hyperlink"/>
@@ -1341,7 +1335,7 @@
         </w:rPr>
         <w:t xml:space="preserve">Eisenberg, </w:t>
       </w:r>
-      <w:hyperlink r:id="rId14" w:history="1">
+      <w:hyperlink r:id="rId13" w:history="1">
         <w:r>
           <w:rPr>
             <w:rStyle w:val="Hyperlink"/>
@@ -1359,9 +1353,9 @@
       </w:r>
     </w:p>
     <w:sectPr>
-      <w:headerReference w:type="even" r:id="rId15"/>
-      <w:headerReference w:type="default" r:id="rId16"/>
-      <w:footerReference w:type="default" r:id="rId17"/>
+      <w:headerReference w:type="even" r:id="rId14"/>
+      <w:headerReference w:type="default" r:id="rId15"/>
+      <w:footerReference w:type="default" r:id="rId16"/>
       <w:pgSz w:w="11900" w:h="16840"/>
       <w:pgMar w:top="1418" w:right="1418" w:bottom="1418" w:left="1418" w:header="709" w:footer="709" w:gutter="0"/>
       <w:cols w:space="720"/>
@@ -1371,7 +1365,7 @@
 </file>
 
 <file path=word/endnotes.xml><?xml version="1.0" encoding="utf-8"?>
-<w:endnotes xmlns:wpc="http://schemas.microsoft.com/office/word/2010/wordprocessingCanvas" xmlns:cx="http://schemas.microsoft.com/office/drawing/2014/chartex" xmlns:cx1="http://schemas.microsoft.com/office/drawing/2015/9/8/chartex" xmlns:cx2="http://schemas.microsoft.com/office/drawing/2015/10/21/chartex" xmlns:cx3="http://schemas.microsoft.com/office/drawing/2016/5/9/chartex" xmlns:cx4="http://schemas.microsoft.com/office/drawing/2016/5/10/chartex" xmlns:cx5="http://schemas.microsoft.com/office/drawing/2016/5/11/chartex" xmlns:cx6="http://schemas.microsoft.com/office/drawing/2016/5/12/chartex" xmlns:cx7="http://schemas.microsoft.com/office/drawing/2016/5/13/chartex" xmlns:cx8="http://schemas.microsoft.com/office/drawing/2016/5/14/chartex" xmlns:mc="http://schemas.openxmlformats.org/markup-compatibility/2006" xmlns:aink="http://schemas.microsoft.com/office/drawing/2016/ink" xmlns:am3d="http://schemas.microsoft.com/office/drawing/2017/model3d" xmlns:o="urn:schemas-microsoft-com:office:office" xmlns:oel="http://schemas.microsoft.com/office/2019/extlst" xmlns:r="http://schemas.openxmlformats.org/officeDocument/2006/relationships" xmlns:m="http://schemas.openxmlformats.org/officeDocument/2006/math" xmlns:v="urn:schemas-microsoft-com:vml" xmlns:wp14="http://schemas.microsoft.com/office/word/2010/wordprocessingDrawing" xmlns:wp="http://schemas.openxmlformats.org/drawingml/2006/wordprocessingDrawing" xmlns:w10="urn:schemas-microsoft-com:office:word" xmlns:w="http://schemas.openxmlformats.org/wordprocessingml/2006/main" xmlns:w14="http://schemas.microsoft.com/office/word/2010/wordml" xmlns:w15="http://schemas.microsoft.com/office/word/2012/wordml" xmlns:w16cex="http://schemas.microsoft.com/office/word/2018/wordml/cex" xmlns:w16cid="http://schemas.microsoft.com/office/word/2016/wordml/cid" xmlns:w16="http://schemas.microsoft.com/office/word/2018/wordml" xmlns:w16du="http://schemas.microsoft.com/office/word/2023/wordml/word16du" xmlns:w16sdtdh="http://schemas.microsoft.com/office/word/2020/wordml/sdtdatahash" xmlns:w16sdtfl="http://schemas.microsoft.com/office/word/2024/wordml/sdtformatlock" xmlns:w16se="http://schemas.microsoft.com/office/word/2015/wordml/symex" xmlns:wpg="http://schemas.microsoft.com/office/word/2010/wordprocessingGroup" xmlns:wpi="http://schemas.microsoft.com/office/word/2010/wordprocessingInk" xmlns:wne="http://schemas.microsoft.com/office/word/2006/wordml" xmlns:wps="http://schemas.microsoft.com/office/word/2010/wordprocessingShape" mc:Ignorable="w14 w15 w16se w16cid w16 w16cex w16sdtdh w16sdtfl w16du wp14">
+<w:endnotes xmlns:wpc="http://schemas.microsoft.com/office/word/2010/wordprocessingCanvas" xmlns:cx="http://schemas.microsoft.com/office/drawing/2014/chartex" xmlns:cx1="http://schemas.microsoft.com/office/drawing/2015/9/8/chartex" xmlns:cx2="http://schemas.microsoft.com/office/drawing/2015/10/21/chartex" xmlns:cx3="http://schemas.microsoft.com/office/drawing/2016/5/9/chartex" xmlns:cx4="http://schemas.microsoft.com/office/drawing/2016/5/10/chartex" xmlns:cx5="http://schemas.microsoft.com/office/drawing/2016/5/11/chartex" xmlns:cx6="http://schemas.microsoft.com/office/drawing/2016/5/12/chartex" xmlns:cx7="http://schemas.microsoft.com/office/drawing/2016/5/13/chartex" xmlns:cx8="http://schemas.microsoft.com/office/drawing/2016/5/14/chartex" xmlns:mc="http://schemas.openxmlformats.org/markup-compatibility/2006" xmlns:m="http://schemas.openxmlformats.org/officeDocument/2006/math" xmlns:aink="http://schemas.microsoft.com/office/drawing/2016/ink" xmlns:am3d="http://schemas.microsoft.com/office/drawing/2017/model3d" xmlns:oel="http://schemas.microsoft.com/office/2019/extlst" xmlns:r="http://schemas.openxmlformats.org/officeDocument/2006/relationships" xmlns:wp14="http://schemas.microsoft.com/office/word/2010/wordprocessingDrawing" xmlns:wp="http://schemas.openxmlformats.org/drawingml/2006/wordprocessingDrawing" xmlns:wpg="http://schemas.microsoft.com/office/word/2010/wordprocessingGroup" xmlns:wpi="http://schemas.microsoft.com/office/word/2010/wordprocessingInk" xmlns:wps="http://schemas.microsoft.com/office/word/2010/wordprocessingShape" xmlns:o="urn:schemas-microsoft-com:office:office" xmlns:v="urn:schemas-microsoft-com:vml" xmlns:w10="urn:schemas-microsoft-com:office:word" xmlns:w="http://schemas.openxmlformats.org/wordprocessingml/2006/main" xmlns:w14="http://schemas.microsoft.com/office/word/2010/wordml" xmlns:w15="http://schemas.microsoft.com/office/word/2012/wordml" xmlns:w16cei="http://schemas.microsoft.com/office/word/2026/wordml/cei" xmlns:w16cex="http://schemas.microsoft.com/office/word/2018/wordml/cex" xmlns:w16cid="http://schemas.microsoft.com/office/word/2016/wordml/cid" xmlns:w16="http://schemas.microsoft.com/office/word/2018/wordml" xmlns:w16sdtdh="http://schemas.microsoft.com/office/word/2020/wordml/sdtdatahash" xmlns:w16sdtfl="http://schemas.microsoft.com/office/word/2024/wordml/sdtformatlock" xmlns:w16se="http://schemas.microsoft.com/office/word/2015/wordml/symex" xmlns:w16du="http://schemas.microsoft.com/office/word/2023/wordml/word16du" xmlns:wne="http://schemas.microsoft.com/office/word/2006/wordml" mc:Ignorable="w14 w15 w16se w16cid w16 w16cex w16sdtdh w16sdtfl w16du wp14">
   <w:endnote w:type="separator" w:id="-1">
     <w:p>
       <w:r>
@@ -1390,7 +1384,7 @@
 </file>
 
 <file path=word/footer1.xml><?xml version="1.0" encoding="utf-8"?>
-<w:ftr xmlns:wpc="http://schemas.microsoft.com/office/word/2010/wordprocessingCanvas" xmlns:cx="http://schemas.microsoft.com/office/drawing/2014/chartex" xmlns:cx1="http://schemas.microsoft.com/office/drawing/2015/9/8/chartex" xmlns:cx2="http://schemas.microsoft.com/office/drawing/2015/10/21/chartex" xmlns:cx3="http://schemas.microsoft.com/office/drawing/2016/5/9/chartex" xmlns:cx4="http://schemas.microsoft.com/office/drawing/2016/5/10/chartex" xmlns:cx5="http://schemas.microsoft.com/office/drawing/2016/5/11/chartex" xmlns:cx6="http://schemas.microsoft.com/office/drawing/2016/5/12/chartex" xmlns:cx7="http://schemas.microsoft.com/office/drawing/2016/5/13/chartex" xmlns:cx8="http://schemas.microsoft.com/office/drawing/2016/5/14/chartex" xmlns:mc="http://schemas.openxmlformats.org/markup-compatibility/2006" xmlns:aink="http://schemas.microsoft.com/office/drawing/2016/ink" xmlns:am3d="http://schemas.microsoft.com/office/drawing/2017/model3d" xmlns:o="urn:schemas-microsoft-com:office:office" xmlns:oel="http://schemas.microsoft.com/office/2019/extlst" xmlns:r="http://schemas.openxmlformats.org/officeDocument/2006/relationships" xmlns:m="http://schemas.openxmlformats.org/officeDocument/2006/math" xmlns:v="urn:schemas-microsoft-com:vml" xmlns:wp14="http://schemas.microsoft.com/office/word/2010/wordprocessingDrawing" xmlns:wp="http://schemas.openxmlformats.org/drawingml/2006/wordprocessingDrawing" xmlns:w10="urn:schemas-microsoft-com:office:word" xmlns:w="http://schemas.openxmlformats.org/wordprocessingml/2006/main" xmlns:w14="http://schemas.microsoft.com/office/word/2010/wordml" xmlns:w15="http://schemas.microsoft.com/office/word/2012/wordml" xmlns:w16cex="http://schemas.microsoft.com/office/word/2018/wordml/cex" xmlns:w16cid="http://schemas.microsoft.com/office/word/2016/wordml/cid" xmlns:w16="http://schemas.microsoft.com/office/word/2018/wordml" xmlns:w16du="http://schemas.microsoft.com/office/word/2023/wordml/word16du" xmlns:w16sdtdh="http://schemas.microsoft.com/office/word/2020/wordml/sdtdatahash" xmlns:w16sdtfl="http://schemas.microsoft.com/office/word/2024/wordml/sdtformatlock" xmlns:w16se="http://schemas.microsoft.com/office/word/2015/wordml/symex" xmlns:wpg="http://schemas.microsoft.com/office/word/2010/wordprocessingGroup" xmlns:wpi="http://schemas.microsoft.com/office/word/2010/wordprocessingInk" xmlns:wne="http://schemas.microsoft.com/office/word/2006/wordml" xmlns:wps="http://schemas.microsoft.com/office/word/2010/wordprocessingShape" mc:Ignorable="w14 w15 w16se w16cid w16 w16cex w16sdtdh w16sdtfl w16du wp14">
+<w:ftr xmlns:wpc="http://schemas.microsoft.com/office/word/2010/wordprocessingCanvas" xmlns:cx="http://schemas.microsoft.com/office/drawing/2014/chartex" xmlns:cx1="http://schemas.microsoft.com/office/drawing/2015/9/8/chartex" xmlns:cx2="http://schemas.microsoft.com/office/drawing/2015/10/21/chartex" xmlns:cx3="http://schemas.microsoft.com/office/drawing/2016/5/9/chartex" xmlns:cx4="http://schemas.microsoft.com/office/drawing/2016/5/10/chartex" xmlns:cx5="http://schemas.microsoft.com/office/drawing/2016/5/11/chartex" xmlns:cx6="http://schemas.microsoft.com/office/drawing/2016/5/12/chartex" xmlns:cx7="http://schemas.microsoft.com/office/drawing/2016/5/13/chartex" xmlns:cx8="http://schemas.microsoft.com/office/drawing/2016/5/14/chartex" xmlns:mc="http://schemas.openxmlformats.org/markup-compatibility/2006" xmlns:m="http://schemas.openxmlformats.org/officeDocument/2006/math" xmlns:aink="http://schemas.microsoft.com/office/drawing/2016/ink" xmlns:am3d="http://schemas.microsoft.com/office/drawing/2017/model3d" xmlns:oel="http://schemas.microsoft.com/office/2019/extlst" xmlns:r="http://schemas.openxmlformats.org/officeDocument/2006/relationships" xmlns:wp14="http://schemas.microsoft.com/office/word/2010/wordprocessingDrawing" xmlns:wp="http://schemas.openxmlformats.org/drawingml/2006/wordprocessingDrawing" xmlns:wpg="http://schemas.microsoft.com/office/word/2010/wordprocessingGroup" xmlns:wpi="http://schemas.microsoft.com/office/word/2010/wordprocessingInk" xmlns:wps="http://schemas.microsoft.com/office/word/2010/wordprocessingShape" xmlns:o="urn:schemas-microsoft-com:office:office" xmlns:v="urn:schemas-microsoft-com:vml" xmlns:w10="urn:schemas-microsoft-com:office:word" xmlns:w="http://schemas.openxmlformats.org/wordprocessingml/2006/main" xmlns:w14="http://schemas.microsoft.com/office/word/2010/wordml" xmlns:w15="http://schemas.microsoft.com/office/word/2012/wordml" xmlns:w16cei="http://schemas.microsoft.com/office/word/2026/wordml/cei" xmlns:w16cex="http://schemas.microsoft.com/office/word/2018/wordml/cex" xmlns:w16cid="http://schemas.microsoft.com/office/word/2016/wordml/cid" xmlns:w16="http://schemas.microsoft.com/office/word/2018/wordml" xmlns:w16sdtdh="http://schemas.microsoft.com/office/word/2020/wordml/sdtdatahash" xmlns:w16sdtfl="http://schemas.microsoft.com/office/word/2024/wordml/sdtformatlock" xmlns:w16se="http://schemas.microsoft.com/office/word/2015/wordml/symex" xmlns:w16du="http://schemas.microsoft.com/office/word/2023/wordml/word16du" xmlns:wne="http://schemas.microsoft.com/office/word/2006/wordml" mc:Ignorable="w14 w15 w16se w16cid w16 w16cex w16sdtdh w16sdtfl w16du wp14">
   <w:p>
     <w:pPr>
       <w:pStyle w:val="Voettekst"/>
@@ -1446,7 +1440,7 @@
 </file>
 
 <file path=word/footnotes.xml><?xml version="1.0" encoding="utf-8"?>
-<w:footnotes xmlns:wpc="http://schemas.microsoft.com/office/word/2010/wordprocessingCanvas" xmlns:cx="http://schemas.microsoft.com/office/drawing/2014/chartex" xmlns:cx1="http://schemas.microsoft.com/office/drawing/2015/9/8/chartex" xmlns:cx2="http://schemas.microsoft.com/office/drawing/2015/10/21/chartex" xmlns:cx3="http://schemas.microsoft.com/office/drawing/2016/5/9/chartex" xmlns:cx4="http://schemas.microsoft.com/office/drawing/2016/5/10/chartex" xmlns:cx5="http://schemas.microsoft.com/office/drawing/2016/5/11/chartex" xmlns:cx6="http://schemas.microsoft.com/office/drawing/2016/5/12/chartex" xmlns:cx7="http://schemas.microsoft.com/office/drawing/2016/5/13/chartex" xmlns:cx8="http://schemas.microsoft.com/office/drawing/2016/5/14/chartex" xmlns:mc="http://schemas.openxmlformats.org/markup-compatibility/2006" xmlns:aink="http://schemas.microsoft.com/office/drawing/2016/ink" xmlns:am3d="http://schemas.microsoft.com/office/drawing/2017/model3d" xmlns:o="urn:schemas-microsoft-com:office:office" xmlns:oel="http://schemas.microsoft.com/office/2019/extlst" xmlns:r="http://schemas.openxmlformats.org/officeDocument/2006/relationships" xmlns:m="http://schemas.openxmlformats.org/officeDocument/2006/math" xmlns:v="urn:schemas-microsoft-com:vml" xmlns:wp14="http://schemas.microsoft.com/office/word/2010/wordprocessingDrawing" xmlns:wp="http://schemas.openxmlformats.org/drawingml/2006/wordprocessingDrawing" xmlns:w10="urn:schemas-microsoft-com:office:word" xmlns:w="http://schemas.openxmlformats.org/wordprocessingml/2006/main" xmlns:w14="http://schemas.microsoft.com/office/word/2010/wordml" xmlns:w15="http://schemas.microsoft.com/office/word/2012/wordml" xmlns:w16cex="http://schemas.microsoft.com/office/word/2018/wordml/cex" xmlns:w16cid="http://schemas.microsoft.com/office/word/2016/wordml/cid" xmlns:w16="http://schemas.microsoft.com/office/word/2018/wordml" xmlns:w16du="http://schemas.microsoft.com/office/word/2023/wordml/word16du" xmlns:w16sdtdh="http://schemas.microsoft.com/office/word/2020/wordml/sdtdatahash" xmlns:w16sdtfl="http://schemas.microsoft.com/office/word/2024/wordml/sdtformatlock" xmlns:w16se="http://schemas.microsoft.com/office/word/2015/wordml/symex" xmlns:wpg="http://schemas.microsoft.com/office/word/2010/wordprocessingGroup" xmlns:wpi="http://schemas.microsoft.com/office/word/2010/wordprocessingInk" xmlns:wne="http://schemas.microsoft.com/office/word/2006/wordml" xmlns:wps="http://schemas.microsoft.com/office/word/2010/wordprocessingShape" mc:Ignorable="w14 w15 w16se w16cid w16 w16cex w16sdtdh w16sdtfl w16du wp14">
+<w:footnotes xmlns:wpc="http://schemas.microsoft.com/office/word/2010/wordprocessingCanvas" xmlns:cx="http://schemas.microsoft.com/office/drawing/2014/chartex" xmlns:cx1="http://schemas.microsoft.com/office/drawing/2015/9/8/chartex" xmlns:cx2="http://schemas.microsoft.com/office/drawing/2015/10/21/chartex" xmlns:cx3="http://schemas.microsoft.com/office/drawing/2016/5/9/chartex" xmlns:cx4="http://schemas.microsoft.com/office/drawing/2016/5/10/chartex" xmlns:cx5="http://schemas.microsoft.com/office/drawing/2016/5/11/chartex" xmlns:cx6="http://schemas.microsoft.com/office/drawing/2016/5/12/chartex" xmlns:cx7="http://schemas.microsoft.com/office/drawing/2016/5/13/chartex" xmlns:cx8="http://schemas.microsoft.com/office/drawing/2016/5/14/chartex" xmlns:mc="http://schemas.openxmlformats.org/markup-compatibility/2006" xmlns:m="http://schemas.openxmlformats.org/officeDocument/2006/math" xmlns:aink="http://schemas.microsoft.com/office/drawing/2016/ink" xmlns:am3d="http://schemas.microsoft.com/office/drawing/2017/model3d" xmlns:oel="http://schemas.microsoft.com/office/2019/extlst" xmlns:r="http://schemas.openxmlformats.org/officeDocument/2006/relationships" xmlns:wp14="http://schemas.microsoft.com/office/word/2010/wordprocessingDrawing" xmlns:wp="http://schemas.openxmlformats.org/drawingml/2006/wordprocessingDrawing" xmlns:wpg="http://schemas.microsoft.com/office/word/2010/wordprocessingGroup" xmlns:wpi="http://schemas.microsoft.com/office/word/2010/wordprocessingInk" xmlns:wps="http://schemas.microsoft.com/office/word/2010/wordprocessingShape" xmlns:o="urn:schemas-microsoft-com:office:office" xmlns:v="urn:schemas-microsoft-com:vml" xmlns:w10="urn:schemas-microsoft-com:office:word" xmlns:w="http://schemas.openxmlformats.org/wordprocessingml/2006/main" xmlns:w14="http://schemas.microsoft.com/office/word/2010/wordml" xmlns:w15="http://schemas.microsoft.com/office/word/2012/wordml" xmlns:w16cei="http://schemas.microsoft.com/office/word/2026/wordml/cei" xmlns:w16cex="http://schemas.microsoft.com/office/word/2018/wordml/cex" xmlns:w16cid="http://schemas.microsoft.com/office/word/2016/wordml/cid" xmlns:w16="http://schemas.microsoft.com/office/word/2018/wordml" xmlns:w16sdtdh="http://schemas.microsoft.com/office/word/2020/wordml/sdtdatahash" xmlns:w16sdtfl="http://schemas.microsoft.com/office/word/2024/wordml/sdtformatlock" xmlns:w16se="http://schemas.microsoft.com/office/word/2015/wordml/symex" xmlns:w16du="http://schemas.microsoft.com/office/word/2023/wordml/word16du" xmlns:wne="http://schemas.microsoft.com/office/word/2006/wordml" mc:Ignorable="w14 w15 w16se w16cid w16 w16cex w16sdtdh w16sdtfl w16du wp14">
   <w:footnote w:type="separator" w:id="-1">
     <w:p>
       <w:r>
@@ -1465,7 +1459,7 @@
 </file>
 
 <file path=word/header1.xml><?xml version="1.0" encoding="utf-8"?>
-<w:hdr xmlns:wpc="http://schemas.microsoft.com/office/word/2010/wordprocessingCanvas" xmlns:cx="http://schemas.microsoft.com/office/drawing/2014/chartex" xmlns:cx1="http://schemas.microsoft.com/office/drawing/2015/9/8/chartex" xmlns:cx2="http://schemas.microsoft.com/office/drawing/2015/10/21/chartex" xmlns:cx3="http://schemas.microsoft.com/office/drawing/2016/5/9/chartex" xmlns:cx4="http://schemas.microsoft.com/office/drawing/2016/5/10/chartex" xmlns:cx5="http://schemas.microsoft.com/office/drawing/2016/5/11/chartex" xmlns:cx6="http://schemas.microsoft.com/office/drawing/2016/5/12/chartex" xmlns:cx7="http://schemas.microsoft.com/office/drawing/2016/5/13/chartex" xmlns:cx8="http://schemas.microsoft.com/office/drawing/2016/5/14/chartex" xmlns:mc="http://schemas.openxmlformats.org/markup-compatibility/2006" xmlns:aink="http://schemas.microsoft.com/office/drawing/2016/ink" xmlns:am3d="http://schemas.microsoft.com/office/drawing/2017/model3d" xmlns:o="urn:schemas-microsoft-com:office:office" xmlns:oel="http://schemas.microsoft.com/office/2019/extlst" xmlns:r="http://schemas.openxmlformats.org/officeDocument/2006/relationships" xmlns:m="http://schemas.openxmlformats.org/officeDocument/2006/math" xmlns:v="urn:schemas-microsoft-com:vml" xmlns:wp14="http://schemas.microsoft.com/office/word/2010/wordprocessingDrawing" xmlns:wp="http://schemas.openxmlformats.org/drawingml/2006/wordprocessingDrawing" xmlns:w10="urn:schemas-microsoft-com:office:word" xmlns:w="http://schemas.openxmlformats.org/wordprocessingml/2006/main" xmlns:w14="http://schemas.microsoft.com/office/word/2010/wordml" xmlns:w15="http://schemas.microsoft.com/office/word/2012/wordml" xmlns:w16cex="http://schemas.microsoft.com/office/word/2018/wordml/cex" xmlns:w16cid="http://schemas.microsoft.com/office/word/2016/wordml/cid" xmlns:w16="http://schemas.microsoft.com/office/word/2018/wordml" xmlns:w16du="http://schemas.microsoft.com/office/word/2023/wordml/word16du" xmlns:w16sdtdh="http://schemas.microsoft.com/office/word/2020/wordml/sdtdatahash" xmlns:w16sdtfl="http://schemas.microsoft.com/office/word/2024/wordml/sdtformatlock" xmlns:w16se="http://schemas.microsoft.com/office/word/2015/wordml/symex" xmlns:wpg="http://schemas.microsoft.com/office/word/2010/wordprocessingGroup" xmlns:wpi="http://schemas.microsoft.com/office/word/2010/wordprocessingInk" xmlns:wne="http://schemas.microsoft.com/office/word/2006/wordml" xmlns:wps="http://schemas.microsoft.com/office/word/2010/wordprocessingShape" mc:Ignorable="w14 w15 w16se w16cid w16 w16cex w16sdtdh w16sdtfl w16du wp14">
+<w:hdr xmlns:wpc="http://schemas.microsoft.com/office/word/2010/wordprocessingCanvas" xmlns:cx="http://schemas.microsoft.com/office/drawing/2014/chartex" xmlns:cx1="http://schemas.microsoft.com/office/drawing/2015/9/8/chartex" xmlns:cx2="http://schemas.microsoft.com/office/drawing/2015/10/21/chartex" xmlns:cx3="http://schemas.microsoft.com/office/drawing/2016/5/9/chartex" xmlns:cx4="http://schemas.microsoft.com/office/drawing/2016/5/10/chartex" xmlns:cx5="http://schemas.microsoft.com/office/drawing/2016/5/11/chartex" xmlns:cx6="http://schemas.microsoft.com/office/drawing/2016/5/12/chartex" xmlns:cx7="http://schemas.microsoft.com/office/drawing/2016/5/13/chartex" xmlns:cx8="http://schemas.microsoft.com/office/drawing/2016/5/14/chartex" xmlns:mc="http://schemas.openxmlformats.org/markup-compatibility/2006" xmlns:m="http://schemas.openxmlformats.org/officeDocument/2006/math" xmlns:aink="http://schemas.microsoft.com/office/drawing/2016/ink" xmlns:am3d="http://schemas.microsoft.com/office/drawing/2017/model3d" xmlns:oel="http://schemas.microsoft.com/office/2019/extlst" xmlns:r="http://schemas.openxmlformats.org/officeDocument/2006/relationships" xmlns:wp14="http://schemas.microsoft.com/office/word/2010/wordprocessingDrawing" xmlns:wp="http://schemas.openxmlformats.org/drawingml/2006/wordprocessingDrawing" xmlns:wpg="http://schemas.microsoft.com/office/word/2010/wordprocessingGroup" xmlns:wpi="http://schemas.microsoft.com/office/word/2010/wordprocessingInk" xmlns:wps="http://schemas.microsoft.com/office/word/2010/wordprocessingShape" xmlns:o="urn:schemas-microsoft-com:office:office" xmlns:v="urn:schemas-microsoft-com:vml" xmlns:w10="urn:schemas-microsoft-com:office:word" xmlns:w="http://schemas.openxmlformats.org/wordprocessingml/2006/main" xmlns:w14="http://schemas.microsoft.com/office/word/2010/wordml" xmlns:w15="http://schemas.microsoft.com/office/word/2012/wordml" xmlns:w16cei="http://schemas.microsoft.com/office/word/2026/wordml/cei" xmlns:w16cex="http://schemas.microsoft.com/office/word/2018/wordml/cex" xmlns:w16cid="http://schemas.microsoft.com/office/word/2016/wordml/cid" xmlns:w16="http://schemas.microsoft.com/office/word/2018/wordml" xmlns:w16sdtdh="http://schemas.microsoft.com/office/word/2020/wordml/sdtdatahash" xmlns:w16sdtfl="http://schemas.microsoft.com/office/word/2024/wordml/sdtformatlock" xmlns:w16se="http://schemas.microsoft.com/office/word/2015/wordml/symex" xmlns:w16du="http://schemas.microsoft.com/office/word/2023/wordml/word16du" xmlns:wne="http://schemas.microsoft.com/office/word/2006/wordml" mc:Ignorable="w14 w15 w16se w16cid w16 w16cex w16sdtdh w16sdtfl w16du wp14">
   <w:p>
     <w:pPr>
       <w:pStyle w:val="Koptekst"/>
@@ -1502,7 +1496,7 @@
 </file>
 
 <file path=word/header2.xml><?xml version="1.0" encoding="utf-8"?>
-<w:hdr xmlns:wpc="http://schemas.microsoft.com/office/word/2010/wordprocessingCanvas" xmlns:cx="http://schemas.microsoft.com/office/drawing/2014/chartex" xmlns:cx1="http://schemas.microsoft.com/office/drawing/2015/9/8/chartex" xmlns:cx2="http://schemas.microsoft.com/office/drawing/2015/10/21/chartex" xmlns:cx3="http://schemas.microsoft.com/office/drawing/2016/5/9/chartex" xmlns:cx4="http://schemas.microsoft.com/office/drawing/2016/5/10/chartex" xmlns:cx5="http://schemas.microsoft.com/office/drawing/2016/5/11/chartex" xmlns:cx6="http://schemas.microsoft.com/office/drawing/2016/5/12/chartex" xmlns:cx7="http://schemas.microsoft.com/office/drawing/2016/5/13/chartex" xmlns:cx8="http://schemas.microsoft.com/office/drawing/2016/5/14/chartex" xmlns:mc="http://schemas.openxmlformats.org/markup-compatibility/2006" xmlns:aink="http://schemas.microsoft.com/office/drawing/2016/ink" xmlns:am3d="http://schemas.microsoft.com/office/drawing/2017/model3d" xmlns:o="urn:schemas-microsoft-com:office:office" xmlns:oel="http://schemas.microsoft.com/office/2019/extlst" xmlns:r="http://schemas.openxmlformats.org/officeDocument/2006/relationships" xmlns:m="http://schemas.openxmlformats.org/officeDocument/2006/math" xmlns:v="urn:schemas-microsoft-com:vml" xmlns:wp14="http://schemas.microsoft.com/office/word/2010/wordprocessingDrawing" xmlns:wp="http://schemas.openxmlformats.org/drawingml/2006/wordprocessingDrawing" xmlns:w10="urn:schemas-microsoft-com:office:word" xmlns:w="http://schemas.openxmlformats.org/wordprocessingml/2006/main" xmlns:w14="http://schemas.microsoft.com/office/word/2010/wordml" xmlns:w15="http://schemas.microsoft.com/office/word/2012/wordml" xmlns:w16cex="http://schemas.microsoft.com/office/word/2018/wordml/cex" xmlns:w16cid="http://schemas.microsoft.com/office/word/2016/wordml/cid" xmlns:w16="http://schemas.microsoft.com/office/word/2018/wordml" xmlns:w16du="http://schemas.microsoft.com/office/word/2023/wordml/word16du" xmlns:w16sdtdh="http://schemas.microsoft.com/office/word/2020/wordml/sdtdatahash" xmlns:w16sdtfl="http://schemas.microsoft.com/office/word/2024/wordml/sdtformatlock" xmlns:w16se="http://schemas.microsoft.com/office/word/2015/wordml/symex" xmlns:wpg="http://schemas.microsoft.com/office/word/2010/wordprocessingGroup" xmlns:wpi="http://schemas.microsoft.com/office/word/2010/wordprocessingInk" xmlns:wne="http://schemas.microsoft.com/office/word/2006/wordml" xmlns:wps="http://schemas.microsoft.com/office/word/2010/wordprocessingShape" mc:Ignorable="w14 w15 w16se w16cid w16 w16cex w16sdtdh w16sdtfl w16du wp14">
+<w:hdr xmlns:wpc="http://schemas.microsoft.com/office/word/2010/wordprocessingCanvas" xmlns:cx="http://schemas.microsoft.com/office/drawing/2014/chartex" xmlns:cx1="http://schemas.microsoft.com/office/drawing/2015/9/8/chartex" xmlns:cx2="http://schemas.microsoft.com/office/drawing/2015/10/21/chartex" xmlns:cx3="http://schemas.microsoft.com/office/drawing/2016/5/9/chartex" xmlns:cx4="http://schemas.microsoft.com/office/drawing/2016/5/10/chartex" xmlns:cx5="http://schemas.microsoft.com/office/drawing/2016/5/11/chartex" xmlns:cx6="http://schemas.microsoft.com/office/drawing/2016/5/12/chartex" xmlns:cx7="http://schemas.microsoft.com/office/drawing/2016/5/13/chartex" xmlns:cx8="http://schemas.microsoft.com/office/drawing/2016/5/14/chartex" xmlns:mc="http://schemas.openxmlformats.org/markup-compatibility/2006" xmlns:m="http://schemas.openxmlformats.org/officeDocument/2006/math" xmlns:aink="http://schemas.microsoft.com/office/drawing/2016/ink" xmlns:am3d="http://schemas.microsoft.com/office/drawing/2017/model3d" xmlns:oel="http://schemas.microsoft.com/office/2019/extlst" xmlns:r="http://schemas.openxmlformats.org/officeDocument/2006/relationships" xmlns:wp14="http://schemas.microsoft.com/office/word/2010/wordprocessingDrawing" xmlns:wp="http://schemas.openxmlformats.org/drawingml/2006/wordprocessingDrawing" xmlns:wpg="http://schemas.microsoft.com/office/word/2010/wordprocessingGroup" xmlns:wpi="http://schemas.microsoft.com/office/word/2010/wordprocessingInk" xmlns:wps="http://schemas.microsoft.com/office/word/2010/wordprocessingShape" xmlns:o="urn:schemas-microsoft-com:office:office" xmlns:v="urn:schemas-microsoft-com:vml" xmlns:w10="urn:schemas-microsoft-com:office:word" xmlns:w="http://schemas.openxmlformats.org/wordprocessingml/2006/main" xmlns:w14="http://schemas.microsoft.com/office/word/2010/wordml" xmlns:w15="http://schemas.microsoft.com/office/word/2012/wordml" xmlns:w16cei="http://schemas.microsoft.com/office/word/2026/wordml/cei" xmlns:w16cex="http://schemas.microsoft.com/office/word/2018/wordml/cex" xmlns:w16cid="http://schemas.microsoft.com/office/word/2016/wordml/cid" xmlns:w16="http://schemas.microsoft.com/office/word/2018/wordml" xmlns:w16sdtdh="http://schemas.microsoft.com/office/word/2020/wordml/sdtdatahash" xmlns:w16sdtfl="http://schemas.microsoft.com/office/word/2024/wordml/sdtformatlock" xmlns:w16se="http://schemas.microsoft.com/office/word/2015/wordml/symex" xmlns:w16du="http://schemas.microsoft.com/office/word/2023/wordml/word16du" xmlns:wne="http://schemas.microsoft.com/office/word/2006/wordml" mc:Ignorable="w14 w15 w16se w16cid w16 w16cex w16sdtdh w16sdtfl w16du wp14">
   <w:p>
     <w:pPr>
       <w:pStyle w:val="Koptekst"/>
@@ -1558,7 +1552,7 @@
 </file>
 
 <file path=word/numbering.xml><?xml version="1.0" encoding="utf-8"?>
-<w:numbering xmlns:wpc="http://schemas.microsoft.com/office/word/2010/wordprocessingCanvas" xmlns:cx="http://schemas.microsoft.com/office/drawing/2014/chartex" xmlns:cx1="http://schemas.microsoft.com/office/drawing/2015/9/8/chartex" xmlns:cx2="http://schemas.microsoft.com/office/drawing/2015/10/21/chartex" xmlns:cx3="http://schemas.microsoft.com/office/drawing/2016/5/9/chartex" xmlns:cx4="http://schemas.microsoft.com/office/drawing/2016/5/10/chartex" xmlns:cx5="http://schemas.microsoft.com/office/drawing/2016/5/11/chartex" xmlns:cx6="http://schemas.microsoft.com/office/drawing/2016/5/12/chartex" xmlns:cx7="http://schemas.microsoft.com/office/drawing/2016/5/13/chartex" xmlns:cx8="http://schemas.microsoft.com/office/drawing/2016/5/14/chartex" xmlns:mc="http://schemas.openxmlformats.org/markup-compatibility/2006" xmlns:aink="http://schemas.microsoft.com/office/drawing/2016/ink" xmlns:am3d="http://schemas.microsoft.com/office/drawing/2017/model3d" xmlns:o="urn:schemas-microsoft-com:office:office" xmlns:oel="http://schemas.microsoft.com/office/2019/extlst" xmlns:r="http://schemas.openxmlformats.org/officeDocument/2006/relationships" xmlns:m="http://schemas.openxmlformats.org/officeDocument/2006/math" xmlns:v="urn:schemas-microsoft-com:vml" xmlns:wp14="http://schemas.microsoft.com/office/word/2010/wordprocessingDrawing" xmlns:wp="http://schemas.openxmlformats.org/drawingml/2006/wordprocessingDrawing" xmlns:w10="urn:schemas-microsoft-com:office:word" xmlns:w="http://schemas.openxmlformats.org/wordprocessingml/2006/main" xmlns:w14="http://schemas.microsoft.com/office/word/2010/wordml" xmlns:w15="http://schemas.microsoft.com/office/word/2012/wordml" xmlns:w16cex="http://schemas.microsoft.com/office/word/2018/wordml/cex" xmlns:w16cid="http://schemas.microsoft.com/office/word/2016/wordml/cid" xmlns:w16="http://schemas.microsoft.com/office/word/2018/wordml" xmlns:w16du="http://schemas.microsoft.com/office/word/2023/wordml/word16du" xmlns:w16sdtdh="http://schemas.microsoft.com/office/word/2020/wordml/sdtdatahash" xmlns:w16sdtfl="http://schemas.microsoft.com/office/word/2024/wordml/sdtformatlock" xmlns:w16se="http://schemas.microsoft.com/office/word/2015/wordml/symex" xmlns:wpg="http://schemas.microsoft.com/office/word/2010/wordprocessingGroup" xmlns:wpi="http://schemas.microsoft.com/office/word/2010/wordprocessingInk" xmlns:wne="http://schemas.microsoft.com/office/word/2006/wordml" xmlns:wps="http://schemas.microsoft.com/office/word/2010/wordprocessingShape" mc:Ignorable="w14 w15 w16se w16cid w16 w16cex w16sdtdh w16sdtfl w16du wp14">
+<w:numbering xmlns:wpc="http://schemas.microsoft.com/office/word/2010/wordprocessingCanvas" xmlns:cx="http://schemas.microsoft.com/office/drawing/2014/chartex" xmlns:cx1="http://schemas.microsoft.com/office/drawing/2015/9/8/chartex" xmlns:cx2="http://schemas.microsoft.com/office/drawing/2015/10/21/chartex" xmlns:cx3="http://schemas.microsoft.com/office/drawing/2016/5/9/chartex" xmlns:cx4="http://schemas.microsoft.com/office/drawing/2016/5/10/chartex" xmlns:cx5="http://schemas.microsoft.com/office/drawing/2016/5/11/chartex" xmlns:cx6="http://schemas.microsoft.com/office/drawing/2016/5/12/chartex" xmlns:cx7="http://schemas.microsoft.com/office/drawing/2016/5/13/chartex" xmlns:cx8="http://schemas.microsoft.com/office/drawing/2016/5/14/chartex" xmlns:mc="http://schemas.openxmlformats.org/markup-compatibility/2006" xmlns:m="http://schemas.openxmlformats.org/officeDocument/2006/math" xmlns:aink="http://schemas.microsoft.com/office/drawing/2016/ink" xmlns:am3d="http://schemas.microsoft.com/office/drawing/2017/model3d" xmlns:oel="http://schemas.microsoft.com/office/2019/extlst" xmlns:r="http://schemas.openxmlformats.org/officeDocument/2006/relationships" xmlns:wp14="http://schemas.microsoft.com/office/word/2010/wordprocessingDrawing" xmlns:wp="http://schemas.openxmlformats.org/drawingml/2006/wordprocessingDrawing" xmlns:wpg="http://schemas.microsoft.com/office/word/2010/wordprocessingGroup" xmlns:wpi="http://schemas.microsoft.com/office/word/2010/wordprocessingInk" xmlns:wps="http://schemas.microsoft.com/office/word/2010/wordprocessingShape" xmlns:o="urn:schemas-microsoft-com:office:office" xmlns:v="urn:schemas-microsoft-com:vml" xmlns:w10="urn:schemas-microsoft-com:office:word" xmlns:w="http://schemas.openxmlformats.org/wordprocessingml/2006/main" xmlns:w14="http://schemas.microsoft.com/office/word/2010/wordml" xmlns:w15="http://schemas.microsoft.com/office/word/2012/wordml" xmlns:w16cei="http://schemas.microsoft.com/office/word/2026/wordml/cei" xmlns:w16cex="http://schemas.microsoft.com/office/word/2018/wordml/cex" xmlns:w16cid="http://schemas.microsoft.com/office/word/2016/wordml/cid" xmlns:w16="http://schemas.microsoft.com/office/word/2018/wordml" xmlns:w16sdtdh="http://schemas.microsoft.com/office/word/2020/wordml/sdtdatahash" xmlns:w16sdtfl="http://schemas.microsoft.com/office/word/2024/wordml/sdtformatlock" xmlns:w16se="http://schemas.microsoft.com/office/word/2015/wordml/symex" xmlns:w16du="http://schemas.microsoft.com/office/word/2023/wordml/word16du" xmlns:wne="http://schemas.microsoft.com/office/word/2006/wordml" mc:Ignorable="w14 w15 w16se w16cid w16 w16cex w16sdtdh w16sdtfl w16du wp14">
   <w:abstractNum w:abstractNumId="0" w15:restartNumberingAfterBreak="0">
     <w:nsid w:val="FFFFFF1D"/>
     <w:multiLevelType w:val="multilevel"/>
@@ -1764,7 +1758,7 @@
 </file>
 
 <file path=word/styles.xml><?xml version="1.0" encoding="utf-8"?>
-<w:styles xmlns:mc="http://schemas.openxmlformats.org/markup-compatibility/2006" xmlns:r="http://schemas.openxmlformats.org/officeDocument/2006/relationships" xmlns:w="http://schemas.openxmlformats.org/wordprocessingml/2006/main" xmlns:w14="http://schemas.microsoft.com/office/word/2010/wordml" xmlns:w15="http://schemas.microsoft.com/office/word/2012/wordml" xmlns:w16cex="http://schemas.microsoft.com/office/word/2018/wordml/cex" xmlns:w16cid="http://schemas.microsoft.com/office/word/2016/wordml/cid" xmlns:w16="http://schemas.microsoft.com/office/word/2018/wordml" xmlns:w16du="http://schemas.microsoft.com/office/word/2023/wordml/word16du" xmlns:w16sdtdh="http://schemas.microsoft.com/office/word/2020/wordml/sdtdatahash" xmlns:w16sdtfl="http://schemas.microsoft.com/office/word/2024/wordml/sdtformatlock" xmlns:w16se="http://schemas.microsoft.com/office/word/2015/wordml/symex" mc:Ignorable="w14 w15 w16se w16cid w16 w16cex w16sdtdh w16sdtfl w16du">
+<w:styles xmlns:mc="http://schemas.openxmlformats.org/markup-compatibility/2006" xmlns:r="http://schemas.openxmlformats.org/officeDocument/2006/relationships" xmlns:w="http://schemas.openxmlformats.org/wordprocessingml/2006/main" xmlns:w14="http://schemas.microsoft.com/office/word/2010/wordml" xmlns:w15="http://schemas.microsoft.com/office/word/2012/wordml" xmlns:w16cex="http://schemas.microsoft.com/office/word/2018/wordml/cex" xmlns:w16cid="http://schemas.microsoft.com/office/word/2016/wordml/cid" xmlns:w16="http://schemas.microsoft.com/office/word/2018/wordml" xmlns:w16sdtdh="http://schemas.microsoft.com/office/word/2020/wordml/sdtdatahash" xmlns:w16sdtfl="http://schemas.microsoft.com/office/word/2024/wordml/sdtformatlock" xmlns:w16se="http://schemas.microsoft.com/office/word/2015/wordml/symex" xmlns:w16du="http://schemas.microsoft.com/office/word/2023/wordml/word16du" mc:Ignorable="w14 w15 w16se w16cid w16 w16cex w16sdtdh w16sdtfl w16du">
   <w:docDefaults>
     <w:rPrDefault>
       <w:rPr>
